--- a/Sess01_1.docx
+++ b/Sess01_1.docx
@@ -10,8 +10,6 @@
           <w:numId w:val="12"/>
         </w:numPr>
       </w:pPr>
-      <w:bookmarkStart w:id="0" w:name="_GoBack"/>
-      <w:bookmarkEnd w:id="0"/>
       <w:r>
         <w:t>Các thực thể và thuộc tính chính</w:t>
       </w:r>
@@ -63,9 +61,125 @@
       </w:r>
       <w:r>
         <w:rPr>
+          <w:bCs/>
+        </w:rPr>
+        <w:t>Khoá chính</w:t>
+      </w:r>
+    </w:p>
+    <w:p>
+      <w:pPr>
+        <w:pStyle w:val="ListParagraph"/>
+        <w:numPr>
+          <w:ilvl w:val="1"/>
+          <w:numId w:val="11"/>
+        </w:numPr>
+      </w:pPr>
+      <w:r>
+        <w:t>Họ tên</w:t>
+      </w:r>
+    </w:p>
+    <w:p>
+      <w:pPr>
+        <w:pStyle w:val="ListParagraph"/>
+        <w:numPr>
+          <w:ilvl w:val="1"/>
+          <w:numId w:val="11"/>
+        </w:numPr>
+      </w:pPr>
+      <w:r>
+        <w:t>Ngày sinh</w:t>
+      </w:r>
+    </w:p>
+    <w:p>
+      <w:pPr>
+        <w:pStyle w:val="ListParagraph"/>
+        <w:numPr>
+          <w:ilvl w:val="1"/>
+          <w:numId w:val="11"/>
+        </w:numPr>
+      </w:pPr>
+      <w:r>
+        <w:t>Giới tính</w:t>
+      </w:r>
+    </w:p>
+    <w:p>
+      <w:pPr>
+        <w:pStyle w:val="ListParagraph"/>
+        <w:numPr>
+          <w:ilvl w:val="1"/>
+          <w:numId w:val="11"/>
+        </w:numPr>
+      </w:pPr>
+      <w:r>
+        <w:t>Email</w:t>
+      </w:r>
+    </w:p>
+    <w:p>
+      <w:pPr>
+        <w:pStyle w:val="ListParagraph"/>
+        <w:numPr>
+          <w:ilvl w:val="1"/>
+          <w:numId w:val="11"/>
+        </w:numPr>
+      </w:pPr>
+      <w:r>
+        <w:t>Khoa</w:t>
+      </w:r>
+    </w:p>
+    <w:p>
+      <w:r>
+        <w:t>Thực thể Giảng viên:</w:t>
+      </w:r>
+    </w:p>
+    <w:p>
+      <w:pPr>
+        <w:pStyle w:val="ListParagraph"/>
+        <w:numPr>
+          <w:ilvl w:val="0"/>
+          <w:numId w:val="11"/>
+        </w:numPr>
+      </w:pPr>
+      <w:r>
+        <w:t>Tên thực thể</w:t>
+      </w:r>
+      <w:r>
+        <w:t>: Instructor</w:t>
+      </w:r>
+    </w:p>
+    <w:p>
+      <w:pPr>
+        <w:pStyle w:val="ListParagraph"/>
+        <w:numPr>
+          <w:ilvl w:val="0"/>
+          <w:numId w:val="11"/>
+        </w:numPr>
+      </w:pPr>
+      <w:r>
+        <w:t>Các thuộc tính:</w:t>
+      </w:r>
+    </w:p>
+    <w:p>
+      <w:pPr>
+        <w:pStyle w:val="ListParagraph"/>
+        <w:numPr>
+          <w:ilvl w:val="1"/>
+          <w:numId w:val="11"/>
+        </w:numPr>
+        <w:rPr>
           <w:b/>
           <w:bCs/>
         </w:rPr>
+      </w:pPr>
+      <w:r>
+        <w:t>Mã giảng viên</w:t>
+      </w:r>
+      <w:r>
+        <w:t xml:space="preserve"> – </w:t>
+      </w:r>
+      <w:r>
+        <w:rPr>
+          <w:bCs/>
+        </w:rPr>
         <w:t>Khoá chính</w:t>
       </w:r>
     </w:p>
@@ -78,7 +192,10 @@
         </w:numPr>
       </w:pPr>
       <w:r>
-        <w:t>Họ tên</w:t>
+        <w:t>Họ</w:t>
+      </w:r>
+      <w:r>
+        <w:t xml:space="preserve"> tên</w:t>
       </w:r>
     </w:p>
     <w:p>
@@ -90,7 +207,7 @@
         </w:numPr>
       </w:pPr>
       <w:r>
-        <w:t>Ngày sinh</w:t>
+        <w:t>Học vị</w:t>
       </w:r>
     </w:p>
     <w:p>
@@ -102,7 +219,7 @@
         </w:numPr>
       </w:pPr>
       <w:r>
-        <w:t>Giới tính</w:t>
+        <w:t>Email</w:t>
       </w:r>
     </w:p>
     <w:p>
@@ -114,27 +231,16 @@
         </w:numPr>
       </w:pPr>
       <w:r>
-        <w:t>Email</w:t>
-      </w:r>
-    </w:p>
-    <w:p>
-      <w:pPr>
-        <w:pStyle w:val="ListParagraph"/>
-        <w:numPr>
-          <w:ilvl w:val="1"/>
-          <w:numId w:val="11"/>
-        </w:numPr>
-      </w:pPr>
-      <w:r>
         <w:t>Khoa</w:t>
       </w:r>
     </w:p>
-    <w:p/>
     <w:p>
       <w:r>
         <w:t>Thực thể Môn học:</w:t>
       </w:r>
-    </w:p>
+      <w:bookmarkStart w:id="0" w:name="_GoBack"/>
+    </w:p>
+    <w:bookmarkEnd w:id="0"/>
     <w:p>
       <w:pPr>
         <w:pStyle w:val="ListParagraph"/>
@@ -342,6 +448,7 @@
         </w:numPr>
       </w:pPr>
       <w:r>
+        <w:lastRenderedPageBreak/>
         <w:t>Một môn học được dạy ở nhiều lớp học phần (quan hệ Môn học và Lớp học phần 1-n)</w:t>
       </w:r>
     </w:p>
@@ -391,7 +498,6 @@
         <w:rPr>
           <w:noProof/>
         </w:rPr>
-        <w:lastRenderedPageBreak/>
         <w:drawing>
           <wp:inline distT="0" distB="0" distL="0" distR="0" wp14:anchorId="75DCE3F0" wp14:editId="362174FC">
             <wp:extent cx="3356658" cy="3260204"/>
